--- a/Doc/Sprite Renderer.docx
+++ b/Doc/Sprite Renderer.docx
@@ -4,14 +4,11 @@
   <w:body>
     <w:p>
       <w:r>
-        <w:t xml:space="preserve">Tuyệt vời! Dưới đây là hướng dẫn </w:t>
-      </w:r>
-      <w:r>
-        <w:rPr>
-          <w:b/>
-          <w:bCs/>
-        </w:rPr>
-        <w:t>đầy đủ và chi tiết về Sprite Renderer</w:t>
+        <w:rPr>
+          <w:b/>
+          <w:bCs/>
+        </w:rPr>
+        <w:t>Sprite Renderer</w:t>
       </w:r>
       <w:r>
         <w:t xml:space="preserve"> trong Unity — một </w:t>
@@ -1859,7 +1856,7 @@
     <w:p>
       <w:r>
         <w:pict w14:anchorId="792B8F40">
-          <v:rect id="_x0000_i1049" style="width:0;height:1.5pt" o:hralign="center" o:hrstd="t" o:hr="t" fillcolor="#a0a0a0" stroked="f"/>
+          <v:rect id="_x0000_i1037" style="width:0;height:1.5pt" o:hralign="center" o:hrstd="t" o:hr="t" fillcolor="#a0a0a0" stroked="f"/>
         </w:pict>
       </w:r>
     </w:p>
@@ -1962,7 +1959,7 @@
     <w:p>
       <w:r>
         <w:pict w14:anchorId="17237254">
-          <v:rect id="_x0000_i1050" style="width:0;height:1.5pt" o:hralign="center" o:hrstd="t" o:hr="t" fillcolor="#a0a0a0" stroked="f"/>
+          <v:rect id="_x0000_i1038" style="width:0;height:1.5pt" o:hralign="center" o:hrstd="t" o:hr="t" fillcolor="#a0a0a0" stroked="f"/>
         </w:pict>
       </w:r>
     </w:p>
@@ -2197,7 +2194,7 @@
       <w:r>
         <w:lastRenderedPageBreak/>
         <w:pict w14:anchorId="45E5BF88">
-          <v:rect id="_x0000_i1051" style="width:0;height:1.5pt" o:hralign="center" o:hrstd="t" o:hr="t" fillcolor="#a0a0a0" stroked="f"/>
+          <v:rect id="_x0000_i1039" style="width:0;height:1.5pt" o:hralign="center" o:hrstd="t" o:hr="t" fillcolor="#a0a0a0" stroked="f"/>
         </w:pict>
       </w:r>
     </w:p>
@@ -2718,7 +2715,7 @@
     <w:p>
       <w:r>
         <w:pict w14:anchorId="19F19508">
-          <v:rect id="_x0000_i1052" style="width:0;height:1.5pt" o:hralign="center" o:hrstd="t" o:hr="t" fillcolor="#a0a0a0" stroked="f"/>
+          <v:rect id="_x0000_i1040" style="width:0;height:1.5pt" o:hralign="center" o:hrstd="t" o:hr="t" fillcolor="#a0a0a0" stroked="f"/>
         </w:pict>
       </w:r>
     </w:p>
@@ -2939,7 +2936,7 @@
     <w:p>
       <w:r>
         <w:pict w14:anchorId="63EF1877">
-          <v:rect id="_x0000_i1053" style="width:0;height:1.5pt" o:hralign="center" o:hrstd="t" o:hr="t" fillcolor="#a0a0a0" stroked="f"/>
+          <v:rect id="_x0000_i1041" style="width:0;height:1.5pt" o:hralign="center" o:hrstd="t" o:hr="t" fillcolor="#a0a0a0" stroked="f"/>
         </w:pict>
       </w:r>
     </w:p>
@@ -5195,6 +5192,7 @@
   <w:style w:type="character" w:default="1" w:styleId="DefaultParagraphFont">
     <w:name w:val="Default Paragraph Font"/>
     <w:uiPriority w:val="1"/>
+    <w:semiHidden/>
     <w:unhideWhenUsed/>
   </w:style>
   <w:style w:type="table" w:default="1" w:styleId="TableNormal">
